--- a/eng/docx/014.content.docx
+++ b/eng/docx/014.content.docx
@@ -19,7 +19,7 @@
         <w:rPr>
           <w:lang w:val="en_US" w:bidi="en_US"/>
         </w:rPr>
-        <w:t>Resource: Key Terms (SRV)</w:t>
+        <w:t>Resource: Key Terms (FIA)</w:t>
       </w:r>
       <w:r>
         <w:rPr>
@@ -90,7 +90,7 @@
         <w:rPr>
           <w:lang w:val="en_US" w:bidi="en_US"/>
         </w:rPr>
-        <w:t>Key Terms (SRV)</w:t>
+        <w:t>Key Terms (FIA)</w:t>
       </w:r>
     </w:p>
     <w:p>
@@ -144,26 +144,6 @@
       </w:r>
       <w:r>
         <w:rPr>
-          <w:i/>
-          <w:lang w:val="en_US" w:bidi="en_US"/>
-        </w:rPr>
-        <w:t>nation, nation, Nazareth, Nazareth</w:t>
-      </w:r>
-      <w:r>
-        <w:rPr>
-          <w:lang w:val="en_US" w:bidi="en_US"/>
-        </w:rPr>
-      </w:r>
-    </w:p>
-    <w:p>
-      <w:pPr/>
-      <w:r>
-        <w:rPr>
-          <w:lang w:val="en_US" w:bidi="en_US"/>
-        </w:rPr>
-      </w:r>
-      <w:r>
-        <w:rPr>
           <w:lang w:val="en_US" w:bidi="en_US"/>
         </w:rPr>
         <w:t xml:space="preserve"> </w:t>
@@ -308,11 +288,6 @@
           <w:lang w:val="en_US" w:bidi="en_US"/>
         </w:rPr>
       </w:r>
-      <w:r>
-        <w:rPr>
-          <w:lang w:val="en_US" w:bidi="en_US"/>
-        </w:rPr>
-      </w:r>
     </w:p>
     <w:p>
       <w:pPr/>
@@ -321,16 +296,23 @@
           <w:lang w:val="en_US" w:bidi="en_US"/>
         </w:rPr>
       </w:r>
-    </w:p>
-    <w:p>
-      <w:pPr>
-        <w:pStyle w:val="Heading2"/>
-      </w:pPr>
-      <w:r>
-        <w:rPr>
-          <w:lang w:val="en_US" w:bidi="en_US"/>
-        </w:rPr>
-        <w:t>Nazareth</w:t>
+      <w:hyperlink r:id="rId13">
+        <w:r>
+          <w:rPr>
+            <w:lang w:val="en_US" w:bidi="en_US"/>
+          </w:rPr>
+          <w:rPr>
+            <w:color w:val="0000EE"/>
+            <w:u w:val="single"/>
+          </w:rPr>
+          <w:t>webm file</w:t>
+        </w:r>
+      </w:hyperlink>
+      <w:r>
+        <w:rPr>
+          <w:lang w:val="en_US" w:bidi="en_US"/>
+        </w:rPr>
+        <w:t xml:space="preserve"> (171908 KB)</w:t>
       </w:r>
       <w:r>
         <w:rPr>
@@ -345,78 +327,23 @@
           <w:lang w:val="en_US" w:bidi="en_US"/>
         </w:rPr>
       </w:r>
-      <w:r>
-        <w:rPr>
-          <w:b/>
-          <w:lang w:val="en_US" w:bidi="en_US"/>
-        </w:rPr>
-        <w:t>Nazareth</w:t>
-      </w:r>
-      <w:r>
-        <w:rPr>
-          <w:lang w:val="en_US" w:bidi="en_US"/>
-        </w:rPr>
-        <w:t xml:space="preserve"> is a small town in the region of </w:t>
-      </w:r>
-      <w:r>
-        <w:rPr>
-          <w:lang w:val="en_US" w:bidi="en_US"/>
-        </w:rPr>
-        <w:t>Galilee</w:t>
-      </w:r>
-      <w:r>
-        <w:rPr>
-          <w:lang w:val="en_US" w:bidi="en_US"/>
-        </w:rPr>
-        <w:t xml:space="preserve">, in the north of </w:t>
-      </w:r>
-      <w:r>
-        <w:rPr>
-          <w:lang w:val="en_US" w:bidi="en_US"/>
-        </w:rPr>
-        <w:t>Israel</w:t>
-      </w:r>
-      <w:r>
-        <w:rPr>
-          <w:lang w:val="en_US" w:bidi="en_US"/>
-        </w:rPr>
-        <w:t xml:space="preserve">. Nazareth does not appear in the Old Testament, and the first time we hear about this town is when we hear that Mary and Joseph, Jesus's parents, came from Nazareth. Jesus was born in a village called </w:t>
-      </w:r>
-      <w:r>
-        <w:rPr>
-          <w:lang w:val="en_US" w:bidi="en_US"/>
-        </w:rPr>
-        <w:t>Bethlehem</w:t>
-      </w:r>
-      <w:r>
-        <w:rPr>
-          <w:lang w:val="en_US" w:bidi="en_US"/>
-        </w:rPr>
-        <w:t xml:space="preserve">, in </w:t>
-      </w:r>
-      <w:r>
-        <w:rPr>
-          <w:lang w:val="en_US" w:bidi="en_US"/>
-        </w:rPr>
-        <w:t>Judea</w:t>
-      </w:r>
-      <w:r>
-        <w:rPr>
-          <w:lang w:val="en_US" w:bidi="en_US"/>
-        </w:rPr>
-        <w:t xml:space="preserve">, but when he was still small Mary and Joseph went to live in Nazareth. Therefore Jesus was later called a Nazarene, which means someone from Nazareth. That was not a compliment. The </w:t>
-      </w:r>
-      <w:r>
-        <w:rPr>
-          <w:lang w:val="en_US" w:bidi="en_US"/>
-        </w:rPr>
-        <w:t>Jews</w:t>
-      </w:r>
-      <w:r>
-        <w:rPr>
-          <w:lang w:val="en_US" w:bidi="en_US"/>
-        </w:rPr>
-        <w:t xml:space="preserve"> from Judea looked down on the people in Galilee, and even the people within Galilee looked down on people from Nazareth, because it was a small and unimportant town.</w:t>
+      <w:hyperlink r:id="rId14">
+        <w:r>
+          <w:rPr>
+            <w:lang w:val="en_US" w:bidi="en_US"/>
+          </w:rPr>
+          <w:rPr>
+            <w:color w:val="0000EE"/>
+            <w:u w:val="single"/>
+          </w:rPr>
+          <w:t>mp3 file</w:t>
+        </w:r>
+      </w:hyperlink>
+      <w:r>
+        <w:rPr>
+          <w:lang w:val="en_US" w:bidi="en_US"/>
+        </w:rPr>
+        <w:t xml:space="preserve"> (229484 KB)</w:t>
       </w:r>
       <w:r>
         <w:rPr>
@@ -454,6 +381,133 @@
       </w:r>
     </w:p>
     <w:p>
+      <w:pPr/>
+      <w:r>
+        <w:rPr>
+          <w:lang w:val="en_US" w:bidi="en_US"/>
+        </w:rPr>
+      </w:r>
+      <w:r>
+        <w:rPr>
+          <w:b/>
+          <w:lang w:val="en_US" w:bidi="en_US"/>
+        </w:rPr>
+        <w:t>Nazareth</w:t>
+      </w:r>
+      <w:r>
+        <w:rPr>
+          <w:lang w:val="en_US" w:bidi="en_US"/>
+        </w:rPr>
+        <w:t xml:space="preserve"> is a small town in the region of </w:t>
+      </w:r>
+      <w:r>
+        <w:rPr>
+          <w:lang w:val="en_US" w:bidi="en_US"/>
+        </w:rPr>
+        <w:t>Galilee</w:t>
+      </w:r>
+      <w:r>
+        <w:rPr>
+          <w:lang w:val="en_US" w:bidi="en_US"/>
+        </w:rPr>
+        <w:t xml:space="preserve">, in the north of </w:t>
+      </w:r>
+      <w:r>
+        <w:rPr>
+          <w:lang w:val="en_US" w:bidi="en_US"/>
+        </w:rPr>
+        <w:t>Israel</w:t>
+      </w:r>
+      <w:r>
+        <w:rPr>
+          <w:lang w:val="en_US" w:bidi="en_US"/>
+        </w:rPr>
+        <w:t xml:space="preserve">. Nazareth does not appear in the Old Testament, and the first time we hear about this town is when we hear that </w:t>
+      </w:r>
+      <w:r>
+        <w:rPr>
+          <w:lang w:val="en_US" w:bidi="en_US"/>
+        </w:rPr>
+        <w:t>Mary</w:t>
+      </w:r>
+      <w:r>
+        <w:rPr>
+          <w:lang w:val="en_US" w:bidi="en_US"/>
+        </w:rPr>
+        <w:t xml:space="preserve"> and Joseph, Jesus's parents, came from Nazareth. Jesus was born in a village called </w:t>
+      </w:r>
+      <w:r>
+        <w:rPr>
+          <w:lang w:val="en_US" w:bidi="en_US"/>
+        </w:rPr>
+        <w:t>Bethlehem</w:t>
+      </w:r>
+      <w:r>
+        <w:rPr>
+          <w:lang w:val="en_US" w:bidi="en_US"/>
+        </w:rPr>
+        <w:t xml:space="preserve">, in </w:t>
+      </w:r>
+      <w:r>
+        <w:rPr>
+          <w:lang w:val="en_US" w:bidi="en_US"/>
+        </w:rPr>
+        <w:t>Judea</w:t>
+      </w:r>
+      <w:r>
+        <w:rPr>
+          <w:lang w:val="en_US" w:bidi="en_US"/>
+        </w:rPr>
+        <w:t xml:space="preserve">, but when he was still small Mary and Joseph went to live in Nazareth. Therefore Jesus was later called a Nazarene, which means someone from Nazareth. That was not a compliment. The </w:t>
+      </w:r>
+      <w:r>
+        <w:rPr>
+          <w:lang w:val="en_US" w:bidi="en_US"/>
+        </w:rPr>
+        <w:t>Jews</w:t>
+      </w:r>
+      <w:r>
+        <w:rPr>
+          <w:lang w:val="en_US" w:bidi="en_US"/>
+        </w:rPr>
+        <w:t xml:space="preserve"> from Judea looked down on the people in Galilee, and even the people within Galilee looked down on people from Nazareth, because it was a small and unimportant town.</w:t>
+      </w:r>
+      <w:r>
+        <w:rPr>
+          <w:lang w:val="en_US" w:bidi="en_US"/>
+        </w:rPr>
+      </w:r>
+      <w:r>
+        <w:rPr>
+          <w:lang w:val="en_US" w:bidi="en_US"/>
+        </w:rPr>
+      </w:r>
+    </w:p>
+    <w:p>
+      <w:pPr/>
+      <w:r>
+        <w:rPr>
+          <w:lang w:val="en_US" w:bidi="en_US"/>
+        </w:rPr>
+      </w:r>
+    </w:p>
+    <w:p>
+      <w:pPr>
+        <w:pStyle w:val="Heading2"/>
+      </w:pPr>
+      <w:r>
+        <w:rPr>
+          <w:lang w:val="en_US" w:bidi="en_US"/>
+        </w:rPr>
+        <w:t>Nazareth</w:t>
+      </w:r>
+      <w:r>
+        <w:rPr>
+          <w:lang w:val="en_US" w:bidi="en_US"/>
+        </w:rPr>
+      </w:r>
+    </w:p>
+    <w:p>
       <w:pPr>
         <w:pStyle w:val="Heading4"/>
       </w:pPr>
@@ -462,6 +516,68 @@
           <w:lang w:val="en_US" w:bidi="en_US"/>
         </w:rPr>
         <w:t>Audio Content</w:t>
+      </w:r>
+      <w:r>
+        <w:rPr>
+          <w:lang w:val="en_US" w:bidi="en_US"/>
+        </w:rPr>
+      </w:r>
+    </w:p>
+    <w:p>
+      <w:pPr/>
+      <w:r>
+        <w:rPr>
+          <w:lang w:val="en_US" w:bidi="en_US"/>
+        </w:rPr>
+      </w:r>
+      <w:hyperlink r:id="rId15">
+        <w:r>
+          <w:rPr>
+            <w:lang w:val="en_US" w:bidi="en_US"/>
+          </w:rPr>
+          <w:rPr>
+            <w:color w:val="0000EE"/>
+            <w:u w:val="single"/>
+          </w:rPr>
+          <w:t>webm file</w:t>
+        </w:r>
+      </w:hyperlink>
+      <w:r>
+        <w:rPr>
+          <w:lang w:val="en_US" w:bidi="en_US"/>
+        </w:rPr>
+        <w:t xml:space="preserve"> (413278 KB)</w:t>
+      </w:r>
+      <w:r>
+        <w:rPr>
+          <w:lang w:val="en_US" w:bidi="en_US"/>
+        </w:rPr>
+      </w:r>
+    </w:p>
+    <w:p>
+      <w:pPr/>
+      <w:r>
+        <w:rPr>
+          <w:lang w:val="en_US" w:bidi="en_US"/>
+        </w:rPr>
+      </w:r>
+      <w:hyperlink r:id="rId16">
+        <w:r>
+          <w:rPr>
+            <w:lang w:val="en_US" w:bidi="en_US"/>
+          </w:rPr>
+          <w:rPr>
+            <w:color w:val="0000EE"/>
+            <w:u w:val="single"/>
+          </w:rPr>
+          <w:t>mp3 file</w:t>
+        </w:r>
+      </w:hyperlink>
+      <w:r>
+        <w:rPr>
+          <w:lang w:val="en_US" w:bidi="en_US"/>
+        </w:rPr>
+        <w:t xml:space="preserve"> (546356 KB)</w:t>
       </w:r>
       <w:r>
         <w:rPr>

--- a/eng/docx/014.content.docx
+++ b/eng/docx/014.content.docx
@@ -19,7 +19,7 @@
         <w:rPr>
           <w:lang w:val="en_US" w:bidi="en_US"/>
         </w:rPr>
-        <w:t>Resource: Key Terms (FIA)</w:t>
+        <w:t>Resource: Familiarization, Internalization, Articulation (Fia) Terms</w:t>
       </w:r>
       <w:r>
         <w:rPr>
@@ -39,42 +39,61 @@
           <w:b/>
           <w:lang w:val="en_US" w:bidi="en_US"/>
         </w:rPr>
-        <w:t>Familiarization, Internalization, Articulation (FIA) Key Terms</w:t>
-      </w:r>
-      <w:r>
-        <w:rPr>
-          <w:lang w:val="en_US" w:bidi="en_US"/>
-        </w:rPr>
-        <w:t xml:space="preserve"> © 2023 SRV Partners Released under CC BY-SA 4.0 license. </w:t>
-      </w:r>
-      <w:r>
-        <w:rPr>
-          <w:lang w:val="en_US" w:bidi="en_US"/>
-        </w:rPr>
-        <w:t>Familiarization, Internalization, Articulation (FIA) Key Terms</w:t>
-      </w:r>
-      <w:r>
-        <w:rPr>
-          <w:lang w:val="en_US" w:bidi="en_US"/>
-        </w:rPr>
-        <w:t xml:space="preserve"> has been adapted in the following languages Tok Pisin, عربي, Français, हिंदी, Bahasa Indonesia, Português, Русский, Español, Kiswahili, 简体中文 from </w:t>
-      </w:r>
-      <w:r>
-        <w:rPr>
-          <w:lang w:val="en_US" w:bidi="en_US"/>
-        </w:rPr>
-        <w:t>Familiarization, Internalization, Articulation (FIA)</w:t>
-      </w:r>
-      <w:r>
-        <w:rPr>
-          <w:lang w:val="en_US" w:bidi="en_US"/>
-        </w:rPr>
-        <w:t xml:space="preserve"> © 2023 SRV Partners. Released under CC BY-SA 4.0 license by Mission Mutual</w:t>
-      </w:r>
-      <w:r>
-        <w:rPr>
-          <w:lang w:val="en_US" w:bidi="en_US"/>
-        </w:rPr>
+        <w:t>Familiarization, Internalization, Articulation (Fia) Terms</w:t>
+      </w:r>
+      <w:r>
+        <w:rPr>
+          <w:lang w:val="en_US" w:bidi="en_US"/>
+        </w:rPr>
+        <w:t xml:space="preserve"> is based on: </w:t>
+      </w:r>
+      <w:r>
+        <w:rPr>
+          <w:lang w:val="en_US" w:bidi="en_US"/>
+        </w:rPr>
+        <w:t>Familiarization, Internalization, Articulation (Fia) Terms</w:t>
+      </w:r>
+      <w:r>
+        <w:rPr>
+          <w:lang w:val="en_US" w:bidi="en_US"/>
+        </w:rPr>
+        <w:t xml:space="preserve">, </w:t>
+      </w:r>
+      <w:hyperlink r:id="rId13">
+        <w:r>
+          <w:rPr>
+            <w:lang w:val="en_US" w:bidi="en_US"/>
+          </w:rPr>
+          <w:rPr>
+            <w:color w:val="0000EE"/>
+            <w:u w:val="single"/>
+          </w:rPr>
+          <w:t>SRV Partners</w:t>
+        </w:r>
+      </w:hyperlink>
+      <w:r>
+        <w:rPr>
+          <w:lang w:val="en_US" w:bidi="en_US"/>
+        </w:rPr>
+        <w:t xml:space="preserve">, 2023, which is licensed under a </w:t>
+      </w:r>
+      <w:hyperlink r:id="rId14">
+        <w:r>
+          <w:rPr>
+            <w:lang w:val="en_US" w:bidi="en_US"/>
+          </w:rPr>
+          <w:rPr>
+            <w:color w:val="0000EE"/>
+            <w:u w:val="single"/>
+          </w:rPr>
+          <w:t>CC BY-SA 4.0 license</w:t>
+        </w:r>
+      </w:hyperlink>
+      <w:r>
+        <w:rPr>
+          <w:lang w:val="en_US" w:bidi="en_US"/>
+        </w:rPr>
+        <w:t>.</w:t>
       </w:r>
       <w:r>
         <w:rPr>
@@ -83,6 +102,30 @@
       </w:r>
     </w:p>
     <w:p>
+      <w:pPr/>
+      <w:r>
+        <w:rPr>
+          <w:lang w:val="en_US" w:bidi="en_US"/>
+        </w:rPr>
+      </w:r>
+      <w:r>
+        <w:rPr>
+          <w:lang w:val="en_US" w:bidi="en_US"/>
+        </w:rPr>
+        <w:t>This PDF version is provided under the same license.</w:t>
+      </w:r>
+      <w:r>
+        <w:rPr>
+          <w:lang w:val="en_US" w:bidi="en_US"/>
+        </w:rPr>
+      </w:r>
+      <w:r>
+        <w:rPr>
+          <w:lang w:val="en_US" w:bidi="en_US"/>
+        </w:rPr>
+      </w:r>
+    </w:p>
+    <w:p>
       <w:pPr>
         <w:pStyle w:val="Heading1"/>
       </w:pPr>
@@ -90,7 +133,7 @@
         <w:rPr>
           <w:lang w:val="en_US" w:bidi="en_US"/>
         </w:rPr>
-        <w:t>Key Terms (FIA)</w:t>
+        <w:t>Familiarization, Internalization, Articulation (Fia) Terms</w:t>
       </w:r>
     </w:p>
     <w:p>
@@ -296,38 +339,7 @@
           <w:lang w:val="en_US" w:bidi="en_US"/>
         </w:rPr>
       </w:r>
-      <w:hyperlink r:id="rId13">
-        <w:r>
-          <w:rPr>
-            <w:lang w:val="en_US" w:bidi="en_US"/>
-          </w:rPr>
-          <w:rPr>
-            <w:color w:val="0000EE"/>
-            <w:u w:val="single"/>
-          </w:rPr>
-          <w:t>webm file</w:t>
-        </w:r>
-      </w:hyperlink>
-      <w:r>
-        <w:rPr>
-          <w:lang w:val="en_US" w:bidi="en_US"/>
-        </w:rPr>
-        <w:t xml:space="preserve"> (171908 KB)</w:t>
-      </w:r>
-      <w:r>
-        <w:rPr>
-          <w:lang w:val="en_US" w:bidi="en_US"/>
-        </w:rPr>
-      </w:r>
-    </w:p>
-    <w:p>
-      <w:pPr/>
-      <w:r>
-        <w:rPr>
-          <w:lang w:val="en_US" w:bidi="en_US"/>
-        </w:rPr>
-      </w:r>
-      <w:hyperlink r:id="rId14">
+      <w:hyperlink r:id="rId15">
         <w:r>
           <w:rPr>
             <w:lang w:val="en_US" w:bidi="en_US"/>
@@ -400,137 +412,7 @@
         </w:rPr>
         <w:t xml:space="preserve"> is a small town in the region of </w:t>
       </w:r>
-      <w:r>
-        <w:rPr>
-          <w:lang w:val="en_US" w:bidi="en_US"/>
-        </w:rPr>
-        <w:t>Galilee</w:t>
-      </w:r>
-      <w:r>
-        <w:rPr>
-          <w:lang w:val="en_US" w:bidi="en_US"/>
-        </w:rPr>
-        <w:t xml:space="preserve">, in the north of </w:t>
-      </w:r>
-      <w:r>
-        <w:rPr>
-          <w:lang w:val="en_US" w:bidi="en_US"/>
-        </w:rPr>
-        <w:t>Israel</w:t>
-      </w:r>
-      <w:r>
-        <w:rPr>
-          <w:lang w:val="en_US" w:bidi="en_US"/>
-        </w:rPr>
-        <w:t xml:space="preserve">. Nazareth does not appear in the Old Testament, and the first time we hear about this town is when we hear that </w:t>
-      </w:r>
-      <w:r>
-        <w:rPr>
-          <w:lang w:val="en_US" w:bidi="en_US"/>
-        </w:rPr>
-        <w:t>Mary</w:t>
-      </w:r>
-      <w:r>
-        <w:rPr>
-          <w:lang w:val="en_US" w:bidi="en_US"/>
-        </w:rPr>
-        <w:t xml:space="preserve"> and Joseph, Jesus's parents, came from Nazareth. Jesus was born in a village called </w:t>
-      </w:r>
-      <w:r>
-        <w:rPr>
-          <w:lang w:val="en_US" w:bidi="en_US"/>
-        </w:rPr>
-        <w:t>Bethlehem</w:t>
-      </w:r>
-      <w:r>
-        <w:rPr>
-          <w:lang w:val="en_US" w:bidi="en_US"/>
-        </w:rPr>
-        <w:t xml:space="preserve">, in </w:t>
-      </w:r>
-      <w:r>
-        <w:rPr>
-          <w:lang w:val="en_US" w:bidi="en_US"/>
-        </w:rPr>
-        <w:t>Judea</w:t>
-      </w:r>
-      <w:r>
-        <w:rPr>
-          <w:lang w:val="en_US" w:bidi="en_US"/>
-        </w:rPr>
-        <w:t xml:space="preserve">, but when he was still small Mary and Joseph went to live in Nazareth. Therefore Jesus was later called a Nazarene, which means someone from Nazareth. That was not a compliment. The </w:t>
-      </w:r>
-      <w:r>
-        <w:rPr>
-          <w:lang w:val="en_US" w:bidi="en_US"/>
-        </w:rPr>
-        <w:t>Jews</w:t>
-      </w:r>
-      <w:r>
-        <w:rPr>
-          <w:lang w:val="en_US" w:bidi="en_US"/>
-        </w:rPr>
-        <w:t xml:space="preserve"> from Judea looked down on the people in Galilee, and even the people within Galilee looked down on people from Nazareth, because it was a small and unimportant town.</w:t>
-      </w:r>
-      <w:r>
-        <w:rPr>
-          <w:lang w:val="en_US" w:bidi="en_US"/>
-        </w:rPr>
-      </w:r>
-      <w:r>
-        <w:rPr>
-          <w:lang w:val="en_US" w:bidi="en_US"/>
-        </w:rPr>
-      </w:r>
-    </w:p>
-    <w:p>
-      <w:pPr/>
-      <w:r>
-        <w:rPr>
-          <w:lang w:val="en_US" w:bidi="en_US"/>
-        </w:rPr>
-      </w:r>
-    </w:p>
-    <w:p>
-      <w:pPr>
-        <w:pStyle w:val="Heading2"/>
-      </w:pPr>
-      <w:r>
-        <w:rPr>
-          <w:lang w:val="en_US" w:bidi="en_US"/>
-        </w:rPr>
-        <w:t>Nazareth</w:t>
-      </w:r>
-      <w:r>
-        <w:rPr>
-          <w:lang w:val="en_US" w:bidi="en_US"/>
-        </w:rPr>
-      </w:r>
-    </w:p>
-    <w:p>
-      <w:pPr>
-        <w:pStyle w:val="Heading4"/>
-      </w:pPr>
-      <w:r>
-        <w:rPr>
-          <w:lang w:val="en_US" w:bidi="en_US"/>
-        </w:rPr>
-        <w:t>Audio Content</w:t>
-      </w:r>
-      <w:r>
-        <w:rPr>
-          <w:lang w:val="en_US" w:bidi="en_US"/>
-        </w:rPr>
-      </w:r>
-    </w:p>
-    <w:p>
-      <w:pPr/>
-      <w:r>
-        <w:rPr>
-          <w:lang w:val="en_US" w:bidi="en_US"/>
-        </w:rPr>
-      </w:r>
-      <w:hyperlink r:id="rId15">
+      <w:hyperlink r:id="rId16">
         <w:r>
           <w:rPr>
             <w:lang w:val="en_US" w:bidi="en_US"/>
@@ -539,14 +421,109 @@
             <w:color w:val="0000EE"/>
             <w:u w:val="single"/>
           </w:rPr>
-          <w:t>webm file</w:t>
+          <w:t>Galilee</w:t>
         </w:r>
       </w:hyperlink>
       <w:r>
         <w:rPr>
           <w:lang w:val="en_US" w:bidi="en_US"/>
         </w:rPr>
-        <w:t xml:space="preserve"> (413278 KB)</w:t>
+        <w:t xml:space="preserve">, in the north of </w:t>
+      </w:r>
+      <w:hyperlink r:id="rId17">
+        <w:r>
+          <w:rPr>
+            <w:lang w:val="en_US" w:bidi="en_US"/>
+          </w:rPr>
+          <w:rPr>
+            <w:color w:val="0000EE"/>
+            <w:u w:val="single"/>
+          </w:rPr>
+          <w:t>Israel</w:t>
+        </w:r>
+      </w:hyperlink>
+      <w:r>
+        <w:rPr>
+          <w:lang w:val="en_US" w:bidi="en_US"/>
+        </w:rPr>
+        <w:t xml:space="preserve">. Nazareth does not appear in the Old Testament, and the first time we hear about this town is when we hear that </w:t>
+      </w:r>
+      <w:hyperlink r:id="rId18">
+        <w:r>
+          <w:rPr>
+            <w:lang w:val="en_US" w:bidi="en_US"/>
+          </w:rPr>
+          <w:rPr>
+            <w:color w:val="0000EE"/>
+            <w:u w:val="single"/>
+          </w:rPr>
+          <w:t>Mary</w:t>
+        </w:r>
+      </w:hyperlink>
+      <w:r>
+        <w:rPr>
+          <w:lang w:val="en_US" w:bidi="en_US"/>
+        </w:rPr>
+        <w:t xml:space="preserve"> and Joseph, Jesus's parents, came from Nazareth. Jesus was born in a village called </w:t>
+      </w:r>
+      <w:hyperlink r:id="rId19">
+        <w:r>
+          <w:rPr>
+            <w:lang w:val="en_US" w:bidi="en_US"/>
+          </w:rPr>
+          <w:rPr>
+            <w:color w:val="0000EE"/>
+            <w:u w:val="single"/>
+          </w:rPr>
+          <w:t>Bethlehem</w:t>
+        </w:r>
+      </w:hyperlink>
+      <w:r>
+        <w:rPr>
+          <w:lang w:val="en_US" w:bidi="en_US"/>
+        </w:rPr>
+        <w:t xml:space="preserve">, in </w:t>
+      </w:r>
+      <w:hyperlink r:id="rId20">
+        <w:r>
+          <w:rPr>
+            <w:lang w:val="en_US" w:bidi="en_US"/>
+          </w:rPr>
+          <w:rPr>
+            <w:color w:val="0000EE"/>
+            <w:u w:val="single"/>
+          </w:rPr>
+          <w:t>Judea</w:t>
+        </w:r>
+      </w:hyperlink>
+      <w:r>
+        <w:rPr>
+          <w:lang w:val="en_US" w:bidi="en_US"/>
+        </w:rPr>
+        <w:t xml:space="preserve">, but when he was still small Mary and Joseph went to live in Nazareth. Therefore Jesus was later called a Nazarene, which means someone from Nazareth. That was not a compliment. The </w:t>
+      </w:r>
+      <w:hyperlink r:id="rId21">
+        <w:r>
+          <w:rPr>
+            <w:lang w:val="en_US" w:bidi="en_US"/>
+          </w:rPr>
+          <w:rPr>
+            <w:color w:val="0000EE"/>
+            <w:u w:val="single"/>
+          </w:rPr>
+          <w:t>Jews</w:t>
+        </w:r>
+      </w:hyperlink>
+      <w:r>
+        <w:rPr>
+          <w:lang w:val="en_US" w:bidi="en_US"/>
+        </w:rPr>
+        <w:t xml:space="preserve"> from Judea looked down on the people in Galilee, and even the people within Galilee looked down on people from Nazareth, because it was a small and unimportant town.</w:t>
+      </w:r>
+      <w:r>
+        <w:rPr>
+          <w:lang w:val="en_US" w:bidi="en_US"/>
+        </w:rPr>
       </w:r>
       <w:r>
         <w:rPr>
@@ -561,7 +538,47 @@
           <w:lang w:val="en_US" w:bidi="en_US"/>
         </w:rPr>
       </w:r>
-      <w:hyperlink r:id="rId16">
+    </w:p>
+    <w:p>
+      <w:pPr>
+        <w:pStyle w:val="Heading2"/>
+      </w:pPr>
+      <w:r>
+        <w:rPr>
+          <w:lang w:val="en_US" w:bidi="en_US"/>
+        </w:rPr>
+        <w:t>Nazareth</w:t>
+      </w:r>
+      <w:r>
+        <w:rPr>
+          <w:lang w:val="en_US" w:bidi="en_US"/>
+        </w:rPr>
+      </w:r>
+    </w:p>
+    <w:p>
+      <w:pPr>
+        <w:pStyle w:val="Heading4"/>
+      </w:pPr>
+      <w:r>
+        <w:rPr>
+          <w:lang w:val="en_US" w:bidi="en_US"/>
+        </w:rPr>
+        <w:t>Audio Content</w:t>
+      </w:r>
+      <w:r>
+        <w:rPr>
+          <w:lang w:val="en_US" w:bidi="en_US"/>
+        </w:rPr>
+      </w:r>
+    </w:p>
+    <w:p>
+      <w:pPr/>
+      <w:r>
+        <w:rPr>
+          <w:lang w:val="en_US" w:bidi="en_US"/>
+        </w:rPr>
+      </w:r>
+      <w:hyperlink r:id="rId22">
         <w:r>
           <w:rPr>
             <w:lang w:val="en_US" w:bidi="en_US"/>

--- a/eng/docx/014.content.docx
+++ b/eng/docx/014.content.docx
@@ -39,80 +39,37 @@
           <w:b/>
           <w:lang w:val="en_US" w:bidi="en_US"/>
         </w:rPr>
-        <w:t>Familiarization, Internalization, Articulation (Fia) Terms</w:t>
-      </w:r>
-      <w:r>
-        <w:rPr>
-          <w:lang w:val="en_US" w:bidi="en_US"/>
-        </w:rPr>
-        <w:t xml:space="preserve"> is based on: </w:t>
-      </w:r>
-      <w:r>
-        <w:rPr>
-          <w:lang w:val="en_US" w:bidi="en_US"/>
-        </w:rPr>
-        <w:t>Familiarization, Internalization, Articulation (Fia) Terms</w:t>
-      </w:r>
-      <w:r>
-        <w:rPr>
-          <w:lang w:val="en_US" w:bidi="en_US"/>
-        </w:rPr>
-        <w:t xml:space="preserve">, </w:t>
-      </w:r>
-      <w:hyperlink r:id="rId13">
-        <w:r>
-          <w:rPr>
-            <w:lang w:val="en_US" w:bidi="en_US"/>
-          </w:rPr>
-          <w:rPr>
-            <w:color w:val="0000EE"/>
-            <w:u w:val="single"/>
-          </w:rPr>
-          <w:t>SRV Partners</w:t>
-        </w:r>
-      </w:hyperlink>
-      <w:r>
-        <w:rPr>
-          <w:lang w:val="en_US" w:bidi="en_US"/>
-        </w:rPr>
-        <w:t xml:space="preserve">, 2023, which is licensed under a </w:t>
-      </w:r>
-      <w:hyperlink r:id="rId14">
-        <w:r>
-          <w:rPr>
-            <w:lang w:val="en_US" w:bidi="en_US"/>
-          </w:rPr>
-          <w:rPr>
-            <w:color w:val="0000EE"/>
-            <w:u w:val="single"/>
-          </w:rPr>
-          <w:t>CC BY-SA 4.0 license</w:t>
-        </w:r>
-      </w:hyperlink>
-      <w:r>
-        <w:rPr>
-          <w:lang w:val="en_US" w:bidi="en_US"/>
-        </w:rPr>
-        <w:t>.</w:t>
-      </w:r>
-      <w:r>
-        <w:rPr>
-          <w:lang w:val="en_US" w:bidi="en_US"/>
-        </w:rPr>
-      </w:r>
-    </w:p>
-    <w:p>
-      <w:pPr/>
-      <w:r>
-        <w:rPr>
-          <w:lang w:val="en_US" w:bidi="en_US"/>
-        </w:rPr>
-      </w:r>
-      <w:r>
-        <w:rPr>
-          <w:lang w:val="en_US" w:bidi="en_US"/>
-        </w:rPr>
-        <w:t>This PDF version is provided under the same license.</w:t>
+        <w:t>Familiarization, Internalization, Articulation (FIA) Key Terms</w:t>
+      </w:r>
+      <w:r>
+        <w:rPr>
+          <w:lang w:val="en_US" w:bidi="en_US"/>
+        </w:rPr>
+        <w:t xml:space="preserve"> © 2023 SRV Partners Released under CC BY-SA 4.0 license. </w:t>
+      </w:r>
+      <w:r>
+        <w:rPr>
+          <w:lang w:val="en_US" w:bidi="en_US"/>
+        </w:rPr>
+        <w:t>Familiarization, Internalization, Articulation (FIA) Key Terms</w:t>
+      </w:r>
+      <w:r>
+        <w:rPr>
+          <w:lang w:val="en_US" w:bidi="en_US"/>
+        </w:rPr>
+        <w:t xml:space="preserve"> has been adapted in the following languages Tok Pisin, عربي, Français, हिंदी, Bahasa Indonesia, Português, Русский, Español, Kiswahili, 简体中文 from </w:t>
+      </w:r>
+      <w:r>
+        <w:rPr>
+          <w:lang w:val="en_US" w:bidi="en_US"/>
+        </w:rPr>
+        <w:t>Familiarization, Internalization, Articulation (FIA)</w:t>
+      </w:r>
+      <w:r>
+        <w:rPr>
+          <w:lang w:val="en_US" w:bidi="en_US"/>
+        </w:rPr>
+        <w:t xml:space="preserve"> © 2023 SRV Partners. Released under CC BY-SA 4.0 license by Mission Mutual</w:t>
       </w:r>
       <w:r>
         <w:rPr>
@@ -339,7 +296,7 @@
           <w:lang w:val="en_US" w:bidi="en_US"/>
         </w:rPr>
       </w:r>
-      <w:hyperlink r:id="rId15">
+      <w:hyperlink r:id="rId13">
         <w:r>
           <w:rPr>
             <w:lang w:val="en_US" w:bidi="en_US"/>
@@ -412,7 +369,7 @@
         </w:rPr>
         <w:t xml:space="preserve"> is a small town in the region of </w:t>
       </w:r>
-      <w:hyperlink r:id="rId16">
+      <w:hyperlink r:id="rId14">
         <w:r>
           <w:rPr>
             <w:lang w:val="en_US" w:bidi="en_US"/>
@@ -430,7 +387,7 @@
         </w:rPr>
         <w:t xml:space="preserve">, in the north of </w:t>
       </w:r>
-      <w:hyperlink r:id="rId17">
+      <w:hyperlink r:id="rId15">
         <w:r>
           <w:rPr>
             <w:lang w:val="en_US" w:bidi="en_US"/>
@@ -448,7 +405,7 @@
         </w:rPr>
         <w:t xml:space="preserve">. Nazareth does not appear in the Old Testament, and the first time we hear about this town is when we hear that </w:t>
       </w:r>
-      <w:hyperlink r:id="rId18">
+      <w:hyperlink r:id="rId16">
         <w:r>
           <w:rPr>
             <w:lang w:val="en_US" w:bidi="en_US"/>
@@ -466,7 +423,7 @@
         </w:rPr>
         <w:t xml:space="preserve"> and Joseph, Jesus's parents, came from Nazareth. Jesus was born in a village called </w:t>
       </w:r>
-      <w:hyperlink r:id="rId19">
+      <w:hyperlink r:id="rId17">
         <w:r>
           <w:rPr>
             <w:lang w:val="en_US" w:bidi="en_US"/>
@@ -484,7 +441,7 @@
         </w:rPr>
         <w:t xml:space="preserve">, in </w:t>
       </w:r>
-      <w:hyperlink r:id="rId20">
+      <w:hyperlink r:id="rId18">
         <w:r>
           <w:rPr>
             <w:lang w:val="en_US" w:bidi="en_US"/>
@@ -502,7 +459,7 @@
         </w:rPr>
         <w:t xml:space="preserve">, but when he was still small Mary and Joseph went to live in Nazareth. Therefore Jesus was later called a Nazarene, which means someone from Nazareth. That was not a compliment. The </w:t>
       </w:r>
-      <w:hyperlink r:id="rId21">
+      <w:hyperlink r:id="rId19">
         <w:r>
           <w:rPr>
             <w:lang w:val="en_US" w:bidi="en_US"/>
@@ -578,7 +535,7 @@
           <w:lang w:val="en_US" w:bidi="en_US"/>
         </w:rPr>
       </w:r>
-      <w:hyperlink r:id="rId22">
+      <w:hyperlink r:id="rId20">
         <w:r>
           <w:rPr>
             <w:lang w:val="en_US" w:bidi="en_US"/>

--- a/eng/docx/014.content.docx
+++ b/eng/docx/014.content.docx
@@ -222,7 +222,7 @@
         <w:rPr>
           <w:lang w:val="en_US" w:bidi="en_US"/>
         </w:rPr>
-        <w:t xml:space="preserve"> is a group of people that belong together and who live in the same country, and who have the same ruler.</w:t>
+        <w:t xml:space="preserve"> is a group of people who belong together. These people usually live in the same country and have the same ruler.</w:t>
       </w:r>
     </w:p>
     <w:p>
@@ -236,17 +236,169 @@
         <w:rPr>
           <w:lang w:val="en_US" w:bidi="en_US"/>
         </w:rPr>
-        <w:t>Whenever the Bible talks about "all the nations of the earth," this is another way of saying "all the people who live on earth."</w:t>
-      </w:r>
-      <w:r>
-        <w:rPr>
-          <w:lang w:val="en_US" w:bidi="en_US"/>
-        </w:rPr>
-      </w:r>
-      <w:r>
-        <w:rPr>
-          <w:lang w:val="en_US" w:bidi="en_US"/>
-        </w:rPr>
+        <w:t xml:space="preserve">Sometimes people use the word nation to refer to a people group who have something in common, even if those people do not have a king or a country. A people group may be </w:t>
+      </w:r>
+      <w:hyperlink r:id="rId13">
+        <w:r>
+          <w:rPr>
+            <w:lang w:val="en_US" w:bidi="en_US"/>
+          </w:rPr>
+          <w:rPr>
+            <w:color w:val="0000EE"/>
+            <w:u w:val="single"/>
+          </w:rPr>
+          <w:t>descendants</w:t>
+        </w:r>
+      </w:hyperlink>
+      <w:r>
+        <w:rPr>
+          <w:lang w:val="en_US" w:bidi="en_US"/>
+        </w:rPr>
+        <w:t xml:space="preserve"> from the same person or share a similar purpose. For example, the nation of </w:t>
+      </w:r>
+      <w:hyperlink r:id="rId14">
+        <w:r>
+          <w:rPr>
+            <w:lang w:val="en_US" w:bidi="en_US"/>
+          </w:rPr>
+          <w:rPr>
+            <w:color w:val="0000EE"/>
+            <w:u w:val="single"/>
+          </w:rPr>
+          <w:t>Israel</w:t>
+        </w:r>
+      </w:hyperlink>
+      <w:r>
+        <w:rPr>
+          <w:lang w:val="en_US" w:bidi="en_US"/>
+        </w:rPr>
+        <w:t xml:space="preserve"> was a people group before they had their own land or </w:t>
+      </w:r>
+      <w:hyperlink r:id="rId15">
+        <w:r>
+          <w:rPr>
+            <w:lang w:val="en_US" w:bidi="en_US"/>
+          </w:rPr>
+          <w:rPr>
+            <w:color w:val="0000EE"/>
+            <w:u w:val="single"/>
+          </w:rPr>
+          <w:t>king</w:t>
+        </w:r>
+      </w:hyperlink>
+      <w:r>
+        <w:rPr>
+          <w:lang w:val="en_US" w:bidi="en_US"/>
+        </w:rPr>
+        <w:t xml:space="preserve"> because the </w:t>
+      </w:r>
+      <w:hyperlink r:id="rId16">
+        <w:r>
+          <w:rPr>
+            <w:lang w:val="en_US" w:bidi="en_US"/>
+          </w:rPr>
+          <w:rPr>
+            <w:color w:val="0000EE"/>
+            <w:u w:val="single"/>
+          </w:rPr>
+          <w:t>Israelites</w:t>
+        </w:r>
+      </w:hyperlink>
+      <w:r>
+        <w:rPr>
+          <w:lang w:val="en_US" w:bidi="en_US"/>
+        </w:rPr>
+        <w:t xml:space="preserve"> were all descendants of the same man. The nation of Israel was also a nation because God chose the Israelites to be God's special people. Sometimes translations simply call these kinds of groups "people." The Israelites especially liked to call themselves the "people of </w:t>
+      </w:r>
+      <w:hyperlink r:id="rId17">
+        <w:r>
+          <w:rPr>
+            <w:lang w:val="en_US" w:bidi="en_US"/>
+          </w:rPr>
+          <w:rPr>
+            <w:color w:val="0000EE"/>
+            <w:u w:val="single"/>
+          </w:rPr>
+          <w:t>Yahweh</w:t>
+        </w:r>
+      </w:hyperlink>
+      <w:r>
+        <w:rPr>
+          <w:lang w:val="en_US" w:bidi="en_US"/>
+        </w:rPr>
+        <w:t xml:space="preserve">," or the "people of Israel," rather than a nation. The Israelites often called non-Israelite groups of people who belonged together "nations." Yahweh promised </w:t>
+      </w:r>
+      <w:hyperlink r:id="rId18">
+        <w:r>
+          <w:rPr>
+            <w:lang w:val="en_US" w:bidi="en_US"/>
+          </w:rPr>
+          <w:rPr>
+            <w:color w:val="0000EE"/>
+            <w:u w:val="single"/>
+          </w:rPr>
+          <w:t>Abraham</w:t>
+        </w:r>
+      </w:hyperlink>
+      <w:r>
+        <w:rPr>
+          <w:lang w:val="en_US" w:bidi="en_US"/>
+        </w:rPr>
+        <w:t xml:space="preserve"> that Yahweh would </w:t>
+      </w:r>
+      <w:hyperlink r:id="rId19">
+        <w:r>
+          <w:rPr>
+            <w:lang w:val="en_US" w:bidi="en_US"/>
+          </w:rPr>
+          <w:rPr>
+            <w:color w:val="0000EE"/>
+            <w:u w:val="single"/>
+          </w:rPr>
+          <w:t>bless</w:t>
+        </w:r>
+      </w:hyperlink>
+      <w:r>
+        <w:rPr>
+          <w:lang w:val="en_US" w:bidi="en_US"/>
+        </w:rPr>
+        <w:t xml:space="preserve"> all the nations of the earth through Abraham's descendants. We see that Yahweh kept his promise when Jesus' </w:t>
+      </w:r>
+      <w:hyperlink r:id="rId20">
+        <w:r>
+          <w:rPr>
+            <w:lang w:val="en_US" w:bidi="en_US"/>
+          </w:rPr>
+          <w:rPr>
+            <w:color w:val="0000EE"/>
+            <w:u w:val="single"/>
+          </w:rPr>
+          <w:t>disciples</w:t>
+        </w:r>
+      </w:hyperlink>
+      <w:r>
+        <w:rPr>
+          <w:lang w:val="en_US" w:bidi="en_US"/>
+        </w:rPr>
+        <w:t xml:space="preserve"> shared the </w:t>
+      </w:r>
+      <w:hyperlink r:id="rId21">
+        <w:r>
+          <w:rPr>
+            <w:lang w:val="en_US" w:bidi="en_US"/>
+          </w:rPr>
+          <w:rPr>
+            <w:color w:val="0000EE"/>
+            <w:u w:val="single"/>
+          </w:rPr>
+          <w:t>good news</w:t>
+        </w:r>
+      </w:hyperlink>
+      <w:r>
+        <w:rPr>
+          <w:lang w:val="en_US" w:bidi="en_US"/>
+        </w:rPr>
+        <w:t xml:space="preserve"> about Jesus not just to the Israelite nation but to all people groups.</w:t>
       </w:r>
     </w:p>
     <w:p>
@@ -256,32 +408,16 @@
           <w:lang w:val="en_US" w:bidi="en_US"/>
         </w:rPr>
       </w:r>
-    </w:p>
-    <w:p>
-      <w:pPr>
-        <w:pStyle w:val="Heading2"/>
-      </w:pPr>
-      <w:r>
-        <w:rPr>
-          <w:lang w:val="en_US" w:bidi="en_US"/>
-        </w:rPr>
-        <w:t>nation</w:t>
-      </w:r>
-      <w:r>
-        <w:rPr>
-          <w:lang w:val="en_US" w:bidi="en_US"/>
-        </w:rPr>
-      </w:r>
-    </w:p>
-    <w:p>
-      <w:pPr>
-        <w:pStyle w:val="Heading4"/>
-      </w:pPr>
-      <w:r>
-        <w:rPr>
-          <w:lang w:val="en_US" w:bidi="en_US"/>
-        </w:rPr>
-        <w:t>Audio Content</w:t>
+      <w:r>
+        <w:rPr>
+          <w:lang w:val="en_US" w:bidi="en_US"/>
+        </w:rPr>
+        <w:t>Whenever the Bible talks about "all the nations of the earth," this is another way to say "all the people who live on earth."</w:t>
+      </w:r>
+      <w:r>
+        <w:rPr>
+          <w:lang w:val="en_US" w:bidi="en_US"/>
+        </w:rPr>
       </w:r>
       <w:r>
         <w:rPr>
@@ -296,7 +432,47 @@
           <w:lang w:val="en_US" w:bidi="en_US"/>
         </w:rPr>
       </w:r>
-      <w:hyperlink r:id="rId13">
+    </w:p>
+    <w:p>
+      <w:pPr>
+        <w:pStyle w:val="Heading2"/>
+      </w:pPr>
+      <w:r>
+        <w:rPr>
+          <w:lang w:val="en_US" w:bidi="en_US"/>
+        </w:rPr>
+        <w:t>nation</w:t>
+      </w:r>
+      <w:r>
+        <w:rPr>
+          <w:lang w:val="en_US" w:bidi="en_US"/>
+        </w:rPr>
+      </w:r>
+    </w:p>
+    <w:p>
+      <w:pPr>
+        <w:pStyle w:val="Heading4"/>
+      </w:pPr>
+      <w:r>
+        <w:rPr>
+          <w:lang w:val="en_US" w:bidi="en_US"/>
+        </w:rPr>
+        <w:t>Audio Content</w:t>
+      </w:r>
+      <w:r>
+        <w:rPr>
+          <w:lang w:val="en_US" w:bidi="en_US"/>
+        </w:rPr>
+      </w:r>
+    </w:p>
+    <w:p>
+      <w:pPr/>
+      <w:r>
+        <w:rPr>
+          <w:lang w:val="en_US" w:bidi="en_US"/>
+        </w:rPr>
+      </w:r>
+      <w:hyperlink r:id="rId22">
         <w:r>
           <w:rPr>
             <w:lang w:val="en_US" w:bidi="en_US"/>
@@ -312,7 +488,7 @@
         <w:rPr>
           <w:lang w:val="en_US" w:bidi="en_US"/>
         </w:rPr>
-        <w:t xml:space="preserve"> (229484 KB)</w:t>
+        <w:t xml:space="preserve"> (825573 KB)</w:t>
       </w:r>
       <w:r>
         <w:rPr>
@@ -369,7 +545,7 @@
         </w:rPr>
         <w:t xml:space="preserve"> is a small town in the region of </w:t>
       </w:r>
-      <w:hyperlink r:id="rId14">
+      <w:hyperlink r:id="rId23">
         <w:r>
           <w:rPr>
             <w:lang w:val="en_US" w:bidi="en_US"/>
@@ -387,7 +563,7 @@
         </w:rPr>
         <w:t xml:space="preserve">, in the north of </w:t>
       </w:r>
-      <w:hyperlink r:id="rId15">
+      <w:hyperlink r:id="rId14">
         <w:r>
           <w:rPr>
             <w:lang w:val="en_US" w:bidi="en_US"/>
@@ -405,7 +581,7 @@
         </w:rPr>
         <w:t xml:space="preserve">. Nazareth does not appear in the Old Testament, and the first time we hear about this town is when we hear that </w:t>
       </w:r>
-      <w:hyperlink r:id="rId16">
+      <w:hyperlink r:id="rId24">
         <w:r>
           <w:rPr>
             <w:lang w:val="en_US" w:bidi="en_US"/>
@@ -423,7 +599,7 @@
         </w:rPr>
         <w:t xml:space="preserve"> and Joseph, Jesus's parents, came from Nazareth. Jesus was born in a village called </w:t>
       </w:r>
-      <w:hyperlink r:id="rId17">
+      <w:hyperlink r:id="rId25">
         <w:r>
           <w:rPr>
             <w:lang w:val="en_US" w:bidi="en_US"/>
@@ -441,7 +617,7 @@
         </w:rPr>
         <w:t xml:space="preserve">, in </w:t>
       </w:r>
-      <w:hyperlink r:id="rId18">
+      <w:hyperlink r:id="rId26">
         <w:r>
           <w:rPr>
             <w:lang w:val="en_US" w:bidi="en_US"/>
@@ -459,7 +635,7 @@
         </w:rPr>
         <w:t xml:space="preserve">, but when he was still small Mary and Joseph went to live in Nazareth. Therefore Jesus was later called a Nazarene, which means someone from Nazareth. That was not a compliment. The </w:t>
       </w:r>
-      <w:hyperlink r:id="rId19">
+      <w:hyperlink r:id="rId27">
         <w:r>
           <w:rPr>
             <w:lang w:val="en_US" w:bidi="en_US"/>
@@ -535,7 +711,7 @@
           <w:lang w:val="en_US" w:bidi="en_US"/>
         </w:rPr>
       </w:r>
-      <w:hyperlink r:id="rId20">
+      <w:hyperlink r:id="rId28">
         <w:r>
           <w:rPr>
             <w:lang w:val="en_US" w:bidi="en_US"/>

--- a/eng/docx/014.content.docx
+++ b/eng/docx/014.content.docx
@@ -45,7 +45,7 @@
         <w:rPr>
           <w:lang w:val="en_US" w:bidi="en_US"/>
         </w:rPr>
-        <w:t xml:space="preserve"> © 2023 SRV Partners Released under CC BY-SA 4.0 license. </w:t>
+        <w:t xml:space="preserve"> © 2025 Word Collective Released under CC BY-SA 4.0 license. </w:t>
       </w:r>
       <w:r>
         <w:rPr>
@@ -69,7 +69,7 @@
         <w:rPr>
           <w:lang w:val="en_US" w:bidi="en_US"/>
         </w:rPr>
-        <w:t xml:space="preserve"> © 2023 SRV Partners. Released under CC BY-SA 4.0 license by Mission Mutual</w:t>
+        <w:t xml:space="preserve"> © 2025 Word Collective. Released under CC BY-SA 4.0 license by Mission Mutual</w:t>
       </w:r>
       <w:r>
         <w:rPr>
